--- a/skills/hsdt-forms/templates/Hang-hoa-4A/TT79-M02C.docx
+++ b/skills/hsdt-forms/templates/Hang-hoa-4A/TT79-M02C.docx
@@ -14,7 +14,6 @@
         <w:rPr>
           <w:lang w:val="it-IT"/>
         </w:rPr>
-        <w:lastRenderedPageBreak/>
         <w:t xml:space="preserve">Mẫu số 02C </w:t>
       </w:r>
       <w:r>
